--- a/LEARNING/Databricks/Databricks Reference Links.docx
+++ b/LEARNING/Databricks/Databricks Reference Links.docx
@@ -1,6 +1,6 @@
 
 <file path=word/document.xml><?xml version="1.0" encoding="utf-8"?>
-<w:document xmlns:wpc="http://schemas.microsoft.com/office/word/2010/wordprocessingCanvas" xmlns:cx="http://schemas.microsoft.com/office/drawing/2014/chartex" xmlns:cx1="http://schemas.microsoft.com/office/drawing/2015/9/8/chartex" xmlns:cx2="http://schemas.microsoft.com/office/drawing/2015/10/21/chartex" xmlns:cx3="http://schemas.microsoft.com/office/drawing/2016/5/9/chartex" xmlns:cx4="http://schemas.microsoft.com/office/drawing/2016/5/10/chartex" xmlns:cx5="http://schemas.microsoft.com/office/drawing/2016/5/11/chartex" xmlns:cx6="http://schemas.microsoft.com/office/drawing/2016/5/12/chartex" xmlns:cx7="http://schemas.microsoft.com/office/drawing/2016/5/13/chartex" xmlns:cx8="http://schemas.microsoft.com/office/drawing/2016/5/14/chartex" xmlns:mc="http://schemas.openxmlformats.org/markup-compatibility/2006" xmlns:aink="http://schemas.microsoft.com/office/drawing/2016/ink" xmlns:am3d="http://schemas.microsoft.com/office/drawing/2017/model3d" xmlns:o="urn:schemas-microsoft-com:office:office" xmlns:oel="http://schemas.microsoft.com/office/2019/extlst" xmlns:r="http://schemas.openxmlformats.org/officeDocument/2006/relationships" xmlns:m="http://schemas.openxmlformats.org/officeDocument/2006/math" xmlns:v="urn:schemas-microsoft-com:vml" xmlns:wp14="http://schemas.microsoft.com/office/word/2010/wordprocessingDrawing" xmlns:wp="http://schemas.openxmlformats.org/drawingml/2006/wordprocessingDrawing" xmlns:w10="urn:schemas-microsoft-com:office:word" xmlns:w="http://schemas.openxmlformats.org/wordprocessingml/2006/main" xmlns:w14="http://schemas.microsoft.com/office/word/2010/wordml" xmlns:w15="http://schemas.microsoft.com/office/word/2012/wordml" xmlns:w16cex="http://schemas.microsoft.com/office/word/2018/wordml/cex" xmlns:w16cid="http://schemas.microsoft.com/office/word/2016/wordml/cid" xmlns:w16="http://schemas.microsoft.com/office/word/2018/wordml" xmlns:w16du="http://schemas.microsoft.com/office/word/2023/wordml/word16du" xmlns:w16sdtdh="http://schemas.microsoft.com/office/word/2020/wordml/sdtdatahash" xmlns:w16sdtfl="http://schemas.microsoft.com/office/word/2024/wordml/sdtformatlock" xmlns:w16se="http://schemas.microsoft.com/office/word/2015/wordml/symex" xmlns:wpg="http://schemas.microsoft.com/office/word/2010/wordprocessingGroup" xmlns:wpi="http://schemas.microsoft.com/office/word/2010/wordprocessingInk" xmlns:wne="http://schemas.microsoft.com/office/word/2006/wordml" xmlns:wps="http://schemas.microsoft.com/office/word/2010/wordprocessingShape" mc:Ignorable="w14 w15 w16se w16cid w16 w16cex w16sdtdh w16sdtfl w16du wp14">
+<w:document xmlns:wpc="http://schemas.microsoft.com/office/word/2010/wordprocessingCanvas" xmlns:cx="http://schemas.microsoft.com/office/drawing/2014/chartex" xmlns:cx1="http://schemas.microsoft.com/office/drawing/2015/9/8/chartex" xmlns:cx2="http://schemas.microsoft.com/office/drawing/2015/10/21/chartex" xmlns:cx3="http://schemas.microsoft.com/office/drawing/2016/5/9/chartex" xmlns:cx4="http://schemas.microsoft.com/office/drawing/2016/5/10/chartex" xmlns:cx5="http://schemas.microsoft.com/office/drawing/2016/5/11/chartex" xmlns:cx6="http://schemas.microsoft.com/office/drawing/2016/5/12/chartex" xmlns:cx7="http://schemas.microsoft.com/office/drawing/2016/5/13/chartex" xmlns:cx8="http://schemas.microsoft.com/office/drawing/2016/5/14/chartex" xmlns:mc="http://schemas.openxmlformats.org/markup-compatibility/2006" xmlns:aink="http://schemas.microsoft.com/office/drawing/2016/ink" xmlns:am3d="http://schemas.microsoft.com/office/drawing/2017/model3d" xmlns:o="urn:schemas-microsoft-com:office:office" xmlns:oel="http://schemas.microsoft.com/office/2019/extlst" xmlns:r="http://schemas.openxmlformats.org/officeDocument/2006/relationships" xmlns:m="http://schemas.openxmlformats.org/officeDocument/2006/math" xmlns:v="urn:schemas-microsoft-com:vml" xmlns:wp14="http://schemas.microsoft.com/office/word/2010/wordprocessingDrawing" xmlns:wp="http://schemas.openxmlformats.org/drawingml/2006/wordprocessingDrawing" xmlns:w10="urn:schemas-microsoft-com:office:word" xmlns:w="http://schemas.openxmlformats.org/wordprocessingml/2006/main" xmlns:w14="http://schemas.microsoft.com/office/word/2010/wordml" xmlns:w15="http://schemas.microsoft.com/office/word/2012/wordml" xmlns:w16cex="http://schemas.microsoft.com/office/word/2018/wordml/cex" xmlns:w16cid="http://schemas.microsoft.com/office/word/2016/wordml/cid" xmlns:w16="http://schemas.microsoft.com/office/word/2018/wordml" xmlns:w16du="http://schemas.microsoft.com/office/word/2023/wordml/word16du" xmlns:w16sdtdh="http://schemas.microsoft.com/office/word/2020/wordml/sdtdatahash" xmlns:w16se="http://schemas.microsoft.com/office/word/2015/wordml/symex" xmlns:wpg="http://schemas.microsoft.com/office/word/2010/wordprocessingGroup" xmlns:wpi="http://schemas.microsoft.com/office/word/2010/wordprocessingInk" xmlns:wne="http://schemas.microsoft.com/office/word/2006/wordml" xmlns:wps="http://schemas.microsoft.com/office/word/2010/wordprocessingShape" mc:Ignorable="w14 w15 w16se w16cid w16 w16cex w16sdtdh wp14">
   <w:body>
     <w:p>
       <w:r>
@@ -23,7 +23,7 @@
       </w:r>
     </w:p>
     <w:p>
-      <w:hyperlink r:id="rId5" w:history="1">
+      <w:hyperlink r:id="rId4" w:history="1">
         <w:proofErr w:type="spellStart"/>
         <w:r>
           <w:rPr>
@@ -35,7 +35,7 @@
       </w:hyperlink>
     </w:p>
     <w:p>
-      <w:hyperlink r:id="rId6" w:history="1">
+      <w:hyperlink r:id="rId5" w:history="1">
         <w:r>
           <w:rPr>
             <w:rStyle w:val="Hyperlink"/>
@@ -43,6 +43,1182 @@
           <w:t>https://www.youtube.com/watch?v=PobRVtIiRvY</w:t>
         </w:r>
       </w:hyperlink>
+    </w:p>
+    <w:p/>
+    <w:p/>
+    <w:p>
+      <w:pPr>
+        <w:textAlignment w:val="baseline"/>
+        <w:rPr>
+          <w:rFonts w:ascii="Segoe UI" w:hAnsi="Segoe UI" w:cs="Segoe UI"/>
+        </w:rPr>
+      </w:pPr>
+      <w:r>
+        <w:rPr>
+          <w:rStyle w:val="break-words"/>
+          <w:rFonts w:ascii="Segoe UI" w:hAnsi="Segoe UI" w:cs="Segoe UI"/>
+          <w:sz w:val="21"/>
+          <w:szCs w:val="21"/>
+        </w:rPr>
+        <w:t>15 Databricks YouTube Resources Every Data Engineer Should Complete</w:t>
+      </w:r>
+      <w:r>
+        <w:rPr>
+          <w:rFonts w:ascii="Segoe UI" w:hAnsi="Segoe UI" w:cs="Segoe UI"/>
+          <w:sz w:val="21"/>
+          <w:szCs w:val="21"/>
+        </w:rPr>
+        <w:br/>
+      </w:r>
+      <w:r>
+        <w:rPr>
+          <w:rFonts w:ascii="Segoe UI" w:hAnsi="Segoe UI" w:cs="Segoe UI"/>
+          <w:sz w:val="21"/>
+          <w:szCs w:val="21"/>
+        </w:rPr>
+        <w:br/>
+      </w:r>
+      <w:r>
+        <w:rPr>
+          <w:rStyle w:val="break-words"/>
+          <w:rFonts w:ascii="Segoe UI" w:hAnsi="Segoe UI" w:cs="Segoe UI"/>
+          <w:sz w:val="21"/>
+          <w:szCs w:val="21"/>
+        </w:rPr>
+        <w:t xml:space="preserve">Learning Databricks is not only about creating notebooks and running </w:t>
+      </w:r>
+      <w:proofErr w:type="spellStart"/>
+      <w:r>
+        <w:rPr>
+          <w:rStyle w:val="break-words"/>
+          <w:rFonts w:ascii="Segoe UI" w:hAnsi="Segoe UI" w:cs="Segoe UI"/>
+          <w:sz w:val="21"/>
+          <w:szCs w:val="21"/>
+        </w:rPr>
+        <w:t>PySpark</w:t>
+      </w:r>
+      <w:proofErr w:type="spellEnd"/>
+      <w:r>
+        <w:rPr>
+          <w:rStyle w:val="break-words"/>
+          <w:rFonts w:ascii="Segoe UI" w:hAnsi="Segoe UI" w:cs="Segoe UI"/>
+          <w:sz w:val="21"/>
+          <w:szCs w:val="21"/>
+        </w:rPr>
+        <w:t xml:space="preserve"> code.</w:t>
+      </w:r>
+      <w:r>
+        <w:rPr>
+          <w:rFonts w:ascii="Segoe UI" w:hAnsi="Segoe UI" w:cs="Segoe UI"/>
+          <w:sz w:val="21"/>
+          <w:szCs w:val="21"/>
+        </w:rPr>
+        <w:br/>
+      </w:r>
+      <w:r>
+        <w:rPr>
+          <w:rFonts w:ascii="Segoe UI" w:hAnsi="Segoe UI" w:cs="Segoe UI"/>
+          <w:sz w:val="21"/>
+          <w:szCs w:val="21"/>
+        </w:rPr>
+        <w:br/>
+      </w:r>
+      <w:r>
+        <w:rPr>
+          <w:rStyle w:val="break-words"/>
+          <w:rFonts w:ascii="Segoe UI" w:hAnsi="Segoe UI" w:cs="Segoe UI"/>
+          <w:sz w:val="21"/>
+          <w:szCs w:val="21"/>
+        </w:rPr>
+        <w:t>You also need to understand Delta Lake, incremental ingestion, distributed processing, streaming, governance, orchestration and production-grade data pipelines.</w:t>
+      </w:r>
+      <w:r>
+        <w:rPr>
+          <w:rFonts w:ascii="Segoe UI" w:hAnsi="Segoe UI" w:cs="Segoe UI"/>
+          <w:sz w:val="21"/>
+          <w:szCs w:val="21"/>
+        </w:rPr>
+        <w:br/>
+      </w:r>
+      <w:r>
+        <w:rPr>
+          <w:rFonts w:ascii="Segoe UI" w:hAnsi="Segoe UI" w:cs="Segoe UI"/>
+          <w:sz w:val="21"/>
+          <w:szCs w:val="21"/>
+        </w:rPr>
+        <w:br/>
+      </w:r>
+      <w:r>
+        <w:rPr>
+          <w:rStyle w:val="break-words"/>
+          <w:rFonts w:ascii="Segoe UI" w:hAnsi="Segoe UI" w:cs="Segoe UI"/>
+          <w:sz w:val="21"/>
+          <w:szCs w:val="21"/>
+        </w:rPr>
+        <w:t>Here are 15 free YouTube resources worth completing:</w:t>
+      </w:r>
+      <w:r>
+        <w:rPr>
+          <w:rFonts w:ascii="Segoe UI" w:hAnsi="Segoe UI" w:cs="Segoe UI"/>
+          <w:sz w:val="21"/>
+          <w:szCs w:val="21"/>
+        </w:rPr>
+        <w:br/>
+      </w:r>
+      <w:r>
+        <w:rPr>
+          <w:rFonts w:ascii="Segoe UI" w:hAnsi="Segoe UI" w:cs="Segoe UI"/>
+          <w:sz w:val="21"/>
+          <w:szCs w:val="21"/>
+        </w:rPr>
+        <w:br/>
+      </w:r>
+      <w:r>
+        <w:rPr>
+          <w:rStyle w:val="break-words"/>
+          <w:rFonts w:ascii="Segoe UI" w:hAnsi="Segoe UI" w:cs="Segoe UI"/>
+          <w:sz w:val="21"/>
+          <w:szCs w:val="21"/>
+        </w:rPr>
+        <w:t>1. Databricks Data Engineer Associate – Full Course</w:t>
+      </w:r>
+      <w:r>
+        <w:rPr>
+          <w:rFonts w:ascii="Segoe UI" w:hAnsi="Segoe UI" w:cs="Segoe UI"/>
+          <w:sz w:val="21"/>
+          <w:szCs w:val="21"/>
+        </w:rPr>
+        <w:br/>
+      </w:r>
+      <w:hyperlink r:id="rId6" w:tgtFrame="_self" w:history="1">
+        <w:r>
+          <w:rPr>
+            <w:rStyle w:val="Hyperlink"/>
+            <w:rFonts w:ascii="Segoe UI" w:hAnsi="Segoe UI" w:cs="Segoe UI"/>
+            <w:b/>
+            <w:bCs/>
+            <w:color w:val="0A66C2"/>
+            <w:sz w:val="21"/>
+            <w:szCs w:val="21"/>
+            <w:bdr w:val="none" w:sz="0" w:space="0" w:color="auto" w:frame="1"/>
+          </w:rPr>
+          <w:t>https://lnkd.in/gkt-mzQd</w:t>
+        </w:r>
+      </w:hyperlink>
+      <w:r>
+        <w:rPr>
+          <w:rFonts w:ascii="Segoe UI" w:hAnsi="Segoe UI" w:cs="Segoe UI"/>
+          <w:sz w:val="21"/>
+          <w:szCs w:val="21"/>
+        </w:rPr>
+        <w:br/>
+      </w:r>
+      <w:r>
+        <w:rPr>
+          <w:rFonts w:ascii="Segoe UI" w:hAnsi="Segoe UI" w:cs="Segoe UI"/>
+          <w:sz w:val="21"/>
+          <w:szCs w:val="21"/>
+        </w:rPr>
+        <w:br/>
+      </w:r>
+      <w:r>
+        <w:rPr>
+          <w:rStyle w:val="break-words"/>
+          <w:rFonts w:ascii="Segoe UI" w:hAnsi="Segoe UI" w:cs="Segoe UI"/>
+          <w:sz w:val="21"/>
+          <w:szCs w:val="21"/>
+        </w:rPr>
+        <w:t xml:space="preserve">2. Databricks Full Course with Unity </w:t>
+      </w:r>
+      <w:proofErr w:type="spellStart"/>
+      <w:r>
+        <w:rPr>
+          <w:rStyle w:val="break-words"/>
+          <w:rFonts w:ascii="Segoe UI" w:hAnsi="Segoe UI" w:cs="Segoe UI"/>
+          <w:sz w:val="21"/>
+          <w:szCs w:val="21"/>
+        </w:rPr>
+        <w:t>Catalog</w:t>
+      </w:r>
+      <w:proofErr w:type="spellEnd"/>
+      <w:r>
+        <w:rPr>
+          <w:rFonts w:ascii="Segoe UI" w:hAnsi="Segoe UI" w:cs="Segoe UI"/>
+          <w:sz w:val="21"/>
+          <w:szCs w:val="21"/>
+        </w:rPr>
+        <w:br/>
+      </w:r>
+      <w:hyperlink r:id="rId7" w:tgtFrame="_self" w:history="1">
+        <w:r>
+          <w:rPr>
+            <w:rStyle w:val="Hyperlink"/>
+            <w:rFonts w:ascii="Segoe UI" w:hAnsi="Segoe UI" w:cs="Segoe UI"/>
+            <w:b/>
+            <w:bCs/>
+            <w:color w:val="0A66C2"/>
+            <w:sz w:val="21"/>
+            <w:szCs w:val="21"/>
+            <w:bdr w:val="none" w:sz="0" w:space="0" w:color="auto" w:frame="1"/>
+          </w:rPr>
+          <w:t>https://lnkd.in/gJXcrjjv</w:t>
+        </w:r>
+      </w:hyperlink>
+      <w:r>
+        <w:rPr>
+          <w:rFonts w:ascii="Segoe UI" w:hAnsi="Segoe UI" w:cs="Segoe UI"/>
+          <w:sz w:val="21"/>
+          <w:szCs w:val="21"/>
+        </w:rPr>
+        <w:br/>
+      </w:r>
+      <w:r>
+        <w:rPr>
+          <w:rFonts w:ascii="Segoe UI" w:hAnsi="Segoe UI" w:cs="Segoe UI"/>
+          <w:sz w:val="21"/>
+          <w:szCs w:val="21"/>
+        </w:rPr>
+        <w:br/>
+      </w:r>
+      <w:r>
+        <w:rPr>
+          <w:rStyle w:val="break-words"/>
+          <w:rFonts w:ascii="Segoe UI" w:hAnsi="Segoe UI" w:cs="Segoe UI"/>
+          <w:sz w:val="21"/>
+          <w:szCs w:val="21"/>
+        </w:rPr>
+        <w:t>3. Databricks Tutorial with an End-to-End Project</w:t>
+      </w:r>
+      <w:r>
+        <w:rPr>
+          <w:rFonts w:ascii="Segoe UI" w:hAnsi="Segoe UI" w:cs="Segoe UI"/>
+          <w:sz w:val="21"/>
+          <w:szCs w:val="21"/>
+        </w:rPr>
+        <w:br/>
+      </w:r>
+      <w:hyperlink r:id="rId8" w:tgtFrame="_self" w:history="1">
+        <w:r>
+          <w:rPr>
+            <w:rStyle w:val="Hyperlink"/>
+            <w:rFonts w:ascii="Segoe UI" w:hAnsi="Segoe UI" w:cs="Segoe UI"/>
+            <w:b/>
+            <w:bCs/>
+            <w:color w:val="0A66C2"/>
+            <w:sz w:val="21"/>
+            <w:szCs w:val="21"/>
+            <w:bdr w:val="none" w:sz="0" w:space="0" w:color="auto" w:frame="1"/>
+          </w:rPr>
+          <w:t>https://lnkd.in/gcN8wGsC</w:t>
+        </w:r>
+      </w:hyperlink>
+      <w:r>
+        <w:rPr>
+          <w:rFonts w:ascii="Segoe UI" w:hAnsi="Segoe UI" w:cs="Segoe UI"/>
+          <w:sz w:val="21"/>
+          <w:szCs w:val="21"/>
+        </w:rPr>
+        <w:br/>
+      </w:r>
+      <w:r>
+        <w:rPr>
+          <w:rFonts w:ascii="Segoe UI" w:hAnsi="Segoe UI" w:cs="Segoe UI"/>
+          <w:sz w:val="21"/>
+          <w:szCs w:val="21"/>
+        </w:rPr>
+        <w:br/>
+      </w:r>
+      <w:r>
+        <w:rPr>
+          <w:rStyle w:val="break-words"/>
+          <w:rFonts w:ascii="Segoe UI" w:hAnsi="Segoe UI" w:cs="Segoe UI"/>
+          <w:sz w:val="21"/>
+          <w:szCs w:val="21"/>
+        </w:rPr>
+        <w:t>4. Databricks Data Engineering Live Bootcamp</w:t>
+      </w:r>
+      <w:r>
+        <w:rPr>
+          <w:rFonts w:ascii="Segoe UI" w:hAnsi="Segoe UI" w:cs="Segoe UI"/>
+          <w:sz w:val="21"/>
+          <w:szCs w:val="21"/>
+        </w:rPr>
+        <w:br/>
+      </w:r>
+      <w:hyperlink r:id="rId9" w:tgtFrame="_self" w:history="1">
+        <w:r>
+          <w:rPr>
+            <w:rStyle w:val="Hyperlink"/>
+            <w:rFonts w:ascii="Segoe UI" w:hAnsi="Segoe UI" w:cs="Segoe UI"/>
+            <w:b/>
+            <w:bCs/>
+            <w:color w:val="0A66C2"/>
+            <w:sz w:val="21"/>
+            <w:szCs w:val="21"/>
+            <w:bdr w:val="none" w:sz="0" w:space="0" w:color="auto" w:frame="1"/>
+          </w:rPr>
+          <w:t>https://lnkd.in/gPYT6W87</w:t>
+        </w:r>
+      </w:hyperlink>
+      <w:r>
+        <w:rPr>
+          <w:rFonts w:ascii="Segoe UI" w:hAnsi="Segoe UI" w:cs="Segoe UI"/>
+          <w:sz w:val="21"/>
+          <w:szCs w:val="21"/>
+        </w:rPr>
+        <w:br/>
+      </w:r>
+      <w:r>
+        <w:rPr>
+          <w:rFonts w:ascii="Segoe UI" w:hAnsi="Segoe UI" w:cs="Segoe UI"/>
+          <w:sz w:val="21"/>
+          <w:szCs w:val="21"/>
+        </w:rPr>
+        <w:br/>
+      </w:r>
+      <w:r>
+        <w:rPr>
+          <w:rStyle w:val="break-words"/>
+          <w:rFonts w:ascii="Segoe UI" w:hAnsi="Segoe UI" w:cs="Segoe UI"/>
+          <w:sz w:val="21"/>
+          <w:szCs w:val="21"/>
+        </w:rPr>
+        <w:t>5. Introduction to Databricks and Apache Spark</w:t>
+      </w:r>
+      <w:r>
+        <w:rPr>
+          <w:rFonts w:ascii="Segoe UI" w:hAnsi="Segoe UI" w:cs="Segoe UI"/>
+          <w:sz w:val="21"/>
+          <w:szCs w:val="21"/>
+        </w:rPr>
+        <w:br/>
+      </w:r>
+      <w:hyperlink r:id="rId10" w:tgtFrame="_self" w:history="1">
+        <w:r>
+          <w:rPr>
+            <w:rStyle w:val="Hyperlink"/>
+            <w:rFonts w:ascii="Segoe UI" w:hAnsi="Segoe UI" w:cs="Segoe UI"/>
+            <w:b/>
+            <w:bCs/>
+            <w:color w:val="0A66C2"/>
+            <w:sz w:val="21"/>
+            <w:szCs w:val="21"/>
+            <w:bdr w:val="none" w:sz="0" w:space="0" w:color="auto" w:frame="1"/>
+          </w:rPr>
+          <w:t>https://lnkd.in/ggEf2zyP</w:t>
+        </w:r>
+      </w:hyperlink>
+      <w:r>
+        <w:rPr>
+          <w:rStyle w:val="white-space-pre"/>
+          <w:rFonts w:ascii="Segoe UI" w:hAnsi="Segoe UI" w:cs="Segoe UI"/>
+          <w:sz w:val="21"/>
+          <w:szCs w:val="21"/>
+        </w:rPr>
+        <w:t xml:space="preserve"> </w:t>
+      </w:r>
+      <w:r>
+        <w:rPr>
+          <w:rFonts w:ascii="Segoe UI" w:hAnsi="Segoe UI" w:cs="Segoe UI"/>
+          <w:sz w:val="21"/>
+          <w:szCs w:val="21"/>
+        </w:rPr>
+        <w:br/>
+      </w:r>
+      <w:r>
+        <w:rPr>
+          <w:rFonts w:ascii="Segoe UI" w:hAnsi="Segoe UI" w:cs="Segoe UI"/>
+          <w:sz w:val="21"/>
+          <w:szCs w:val="21"/>
+        </w:rPr>
+        <w:br/>
+      </w:r>
+      <w:r>
+        <w:rPr>
+          <w:rStyle w:val="break-words"/>
+          <w:rFonts w:ascii="Segoe UI" w:hAnsi="Segoe UI" w:cs="Segoe UI"/>
+          <w:sz w:val="21"/>
+          <w:szCs w:val="21"/>
+        </w:rPr>
+        <w:t>6. Databricks Workflows – Complete Course</w:t>
+      </w:r>
+      <w:r>
+        <w:rPr>
+          <w:rFonts w:ascii="Segoe UI" w:hAnsi="Segoe UI" w:cs="Segoe UI"/>
+          <w:sz w:val="21"/>
+          <w:szCs w:val="21"/>
+        </w:rPr>
+        <w:br/>
+      </w:r>
+      <w:hyperlink r:id="rId11" w:tgtFrame="_self" w:history="1">
+        <w:r>
+          <w:rPr>
+            <w:rStyle w:val="Hyperlink"/>
+            <w:rFonts w:ascii="Segoe UI" w:hAnsi="Segoe UI" w:cs="Segoe UI"/>
+            <w:b/>
+            <w:bCs/>
+            <w:color w:val="0A66C2"/>
+            <w:sz w:val="21"/>
+            <w:szCs w:val="21"/>
+            <w:bdr w:val="none" w:sz="0" w:space="0" w:color="auto" w:frame="1"/>
+          </w:rPr>
+          <w:t>https://lnkd.in/gWmcb_jc</w:t>
+        </w:r>
+      </w:hyperlink>
+      <w:r>
+        <w:rPr>
+          <w:rStyle w:val="white-space-pre"/>
+          <w:rFonts w:ascii="Segoe UI" w:hAnsi="Segoe UI" w:cs="Segoe UI"/>
+          <w:sz w:val="21"/>
+          <w:szCs w:val="21"/>
+        </w:rPr>
+        <w:t xml:space="preserve"> </w:t>
+      </w:r>
+      <w:r>
+        <w:rPr>
+          <w:rFonts w:ascii="Segoe UI" w:hAnsi="Segoe UI" w:cs="Segoe UI"/>
+          <w:sz w:val="21"/>
+          <w:szCs w:val="21"/>
+        </w:rPr>
+        <w:br/>
+      </w:r>
+      <w:r>
+        <w:rPr>
+          <w:rFonts w:ascii="Segoe UI" w:hAnsi="Segoe UI" w:cs="Segoe UI"/>
+          <w:sz w:val="21"/>
+          <w:szCs w:val="21"/>
+        </w:rPr>
+        <w:br/>
+      </w:r>
+      <w:r>
+        <w:rPr>
+          <w:rStyle w:val="break-words"/>
+          <w:rFonts w:ascii="Segoe UI" w:hAnsi="Segoe UI" w:cs="Segoe UI"/>
+          <w:sz w:val="21"/>
+          <w:szCs w:val="21"/>
+        </w:rPr>
+        <w:t xml:space="preserve">7. Build a Medallion Architecture with Databricks </w:t>
+      </w:r>
+      <w:proofErr w:type="spellStart"/>
+      <w:r>
+        <w:rPr>
+          <w:rStyle w:val="break-words"/>
+          <w:rFonts w:ascii="Segoe UI" w:hAnsi="Segoe UI" w:cs="Segoe UI"/>
+          <w:sz w:val="21"/>
+          <w:szCs w:val="21"/>
+        </w:rPr>
+        <w:t>Lakeflow</w:t>
+      </w:r>
+      <w:proofErr w:type="spellEnd"/>
+      <w:r>
+        <w:rPr>
+          <w:rFonts w:ascii="Segoe UI" w:hAnsi="Segoe UI" w:cs="Segoe UI"/>
+          <w:sz w:val="21"/>
+          <w:szCs w:val="21"/>
+        </w:rPr>
+        <w:br/>
+      </w:r>
+      <w:hyperlink r:id="rId12" w:tgtFrame="_self" w:history="1">
+        <w:r>
+          <w:rPr>
+            <w:rStyle w:val="Hyperlink"/>
+            <w:rFonts w:ascii="Segoe UI" w:hAnsi="Segoe UI" w:cs="Segoe UI"/>
+            <w:b/>
+            <w:bCs/>
+            <w:color w:val="0A66C2"/>
+            <w:sz w:val="21"/>
+            <w:szCs w:val="21"/>
+            <w:bdr w:val="none" w:sz="0" w:space="0" w:color="auto" w:frame="1"/>
+          </w:rPr>
+          <w:t>https://lnkd.in/gHdyH5_z</w:t>
+        </w:r>
+      </w:hyperlink>
+      <w:r>
+        <w:rPr>
+          <w:rStyle w:val="white-space-pre"/>
+          <w:rFonts w:ascii="Segoe UI" w:hAnsi="Segoe UI" w:cs="Segoe UI"/>
+          <w:sz w:val="21"/>
+          <w:szCs w:val="21"/>
+        </w:rPr>
+        <w:t xml:space="preserve"> </w:t>
+      </w:r>
+      <w:r>
+        <w:rPr>
+          <w:rFonts w:ascii="Segoe UI" w:hAnsi="Segoe UI" w:cs="Segoe UI"/>
+          <w:sz w:val="21"/>
+          <w:szCs w:val="21"/>
+        </w:rPr>
+        <w:br/>
+      </w:r>
+      <w:r>
+        <w:rPr>
+          <w:rFonts w:ascii="Segoe UI" w:hAnsi="Segoe UI" w:cs="Segoe UI"/>
+          <w:sz w:val="21"/>
+          <w:szCs w:val="21"/>
+        </w:rPr>
+        <w:br/>
+      </w:r>
+      <w:r>
+        <w:rPr>
+          <w:rStyle w:val="break-words"/>
+          <w:rFonts w:ascii="Segoe UI" w:hAnsi="Segoe UI" w:cs="Segoe UI"/>
+          <w:sz w:val="21"/>
+          <w:szCs w:val="21"/>
+        </w:rPr>
+        <w:t>8. Delta Lake Explained – Full Tutorial</w:t>
+      </w:r>
+      <w:r>
+        <w:rPr>
+          <w:rFonts w:ascii="Segoe UI" w:hAnsi="Segoe UI" w:cs="Segoe UI"/>
+          <w:sz w:val="21"/>
+          <w:szCs w:val="21"/>
+        </w:rPr>
+        <w:br/>
+      </w:r>
+      <w:hyperlink r:id="rId13" w:tgtFrame="_self" w:history="1">
+        <w:r>
+          <w:rPr>
+            <w:rStyle w:val="Hyperlink"/>
+            <w:rFonts w:ascii="Segoe UI" w:hAnsi="Segoe UI" w:cs="Segoe UI"/>
+            <w:b/>
+            <w:bCs/>
+            <w:color w:val="0A66C2"/>
+            <w:sz w:val="21"/>
+            <w:szCs w:val="21"/>
+            <w:bdr w:val="none" w:sz="0" w:space="0" w:color="auto" w:frame="1"/>
+          </w:rPr>
+          <w:t>https://lnkd.in/gXmQmbD9</w:t>
+        </w:r>
+      </w:hyperlink>
+      <w:r>
+        <w:rPr>
+          <w:rStyle w:val="white-space-pre"/>
+          <w:rFonts w:ascii="Segoe UI" w:hAnsi="Segoe UI" w:cs="Segoe UI"/>
+          <w:sz w:val="21"/>
+          <w:szCs w:val="21"/>
+        </w:rPr>
+        <w:t xml:space="preserve"> </w:t>
+      </w:r>
+      <w:r>
+        <w:rPr>
+          <w:rFonts w:ascii="Segoe UI" w:hAnsi="Segoe UI" w:cs="Segoe UI"/>
+          <w:sz w:val="21"/>
+          <w:szCs w:val="21"/>
+        </w:rPr>
+        <w:br/>
+      </w:r>
+      <w:r>
+        <w:rPr>
+          <w:rFonts w:ascii="Segoe UI" w:hAnsi="Segoe UI" w:cs="Segoe UI"/>
+          <w:sz w:val="21"/>
+          <w:szCs w:val="21"/>
+        </w:rPr>
+        <w:br/>
+      </w:r>
+      <w:r>
+        <w:rPr>
+          <w:rStyle w:val="break-words"/>
+          <w:rFonts w:ascii="Segoe UI" w:hAnsi="Segoe UI" w:cs="Segoe UI"/>
+          <w:sz w:val="21"/>
+          <w:szCs w:val="21"/>
+        </w:rPr>
+        <w:t xml:space="preserve">9. Delta Lake Masterclass with Databricks and </w:t>
+      </w:r>
+      <w:proofErr w:type="spellStart"/>
+      <w:r>
+        <w:rPr>
+          <w:rStyle w:val="break-words"/>
+          <w:rFonts w:ascii="Segoe UI" w:hAnsi="Segoe UI" w:cs="Segoe UI"/>
+          <w:sz w:val="21"/>
+          <w:szCs w:val="21"/>
+        </w:rPr>
+        <w:t>PySpark</w:t>
+      </w:r>
+      <w:proofErr w:type="spellEnd"/>
+      <w:r>
+        <w:rPr>
+          <w:rFonts w:ascii="Segoe UI" w:hAnsi="Segoe UI" w:cs="Segoe UI"/>
+          <w:sz w:val="21"/>
+          <w:szCs w:val="21"/>
+        </w:rPr>
+        <w:br/>
+      </w:r>
+      <w:hyperlink r:id="rId14" w:tgtFrame="_self" w:history="1">
+        <w:r>
+          <w:rPr>
+            <w:rStyle w:val="Hyperlink"/>
+            <w:rFonts w:ascii="Segoe UI" w:hAnsi="Segoe UI" w:cs="Segoe UI"/>
+            <w:b/>
+            <w:bCs/>
+            <w:color w:val="0A66C2"/>
+            <w:sz w:val="21"/>
+            <w:szCs w:val="21"/>
+            <w:bdr w:val="none" w:sz="0" w:space="0" w:color="auto" w:frame="1"/>
+          </w:rPr>
+          <w:t>https://lnkd.in/gVyTnPT4</w:t>
+        </w:r>
+      </w:hyperlink>
+      <w:r>
+        <w:rPr>
+          <w:rFonts w:ascii="Segoe UI" w:hAnsi="Segoe UI" w:cs="Segoe UI"/>
+          <w:sz w:val="21"/>
+          <w:szCs w:val="21"/>
+        </w:rPr>
+        <w:br/>
+      </w:r>
+      <w:r>
+        <w:rPr>
+          <w:rFonts w:ascii="Segoe UI" w:hAnsi="Segoe UI" w:cs="Segoe UI"/>
+          <w:sz w:val="21"/>
+          <w:szCs w:val="21"/>
+        </w:rPr>
+        <w:lastRenderedPageBreak/>
+        <w:br/>
+      </w:r>
+      <w:r>
+        <w:rPr>
+          <w:rStyle w:val="break-words"/>
+          <w:rFonts w:ascii="Segoe UI" w:hAnsi="Segoe UI" w:cs="Segoe UI"/>
+          <w:sz w:val="21"/>
+          <w:szCs w:val="21"/>
+        </w:rPr>
+        <w:t>10. Databricks Auto Loader – Complete Tutorial</w:t>
+      </w:r>
+      <w:r>
+        <w:rPr>
+          <w:rFonts w:ascii="Segoe UI" w:hAnsi="Segoe UI" w:cs="Segoe UI"/>
+          <w:sz w:val="21"/>
+          <w:szCs w:val="21"/>
+        </w:rPr>
+        <w:br/>
+      </w:r>
+      <w:hyperlink r:id="rId15" w:tgtFrame="_self" w:history="1">
+        <w:r>
+          <w:rPr>
+            <w:rStyle w:val="Hyperlink"/>
+            <w:rFonts w:ascii="Segoe UI" w:hAnsi="Segoe UI" w:cs="Segoe UI"/>
+            <w:b/>
+            <w:bCs/>
+            <w:color w:val="0A66C2"/>
+            <w:sz w:val="21"/>
+            <w:szCs w:val="21"/>
+            <w:bdr w:val="none" w:sz="0" w:space="0" w:color="auto" w:frame="1"/>
+          </w:rPr>
+          <w:t>https://lnkd.in/gt88rvTD</w:t>
+        </w:r>
+      </w:hyperlink>
+      <w:r>
+        <w:rPr>
+          <w:rFonts w:ascii="Segoe UI" w:hAnsi="Segoe UI" w:cs="Segoe UI"/>
+          <w:sz w:val="21"/>
+          <w:szCs w:val="21"/>
+        </w:rPr>
+        <w:br/>
+      </w:r>
+      <w:r>
+        <w:rPr>
+          <w:rFonts w:ascii="Segoe UI" w:hAnsi="Segoe UI" w:cs="Segoe UI"/>
+          <w:sz w:val="21"/>
+          <w:szCs w:val="21"/>
+        </w:rPr>
+        <w:br/>
+      </w:r>
+      <w:r>
+        <w:rPr>
+          <w:rStyle w:val="break-words"/>
+          <w:rFonts w:ascii="Segoe UI" w:hAnsi="Segoe UI" w:cs="Segoe UI"/>
+          <w:sz w:val="21"/>
+          <w:szCs w:val="21"/>
+        </w:rPr>
+        <w:t xml:space="preserve">11. Unity </w:t>
+      </w:r>
+      <w:proofErr w:type="spellStart"/>
+      <w:r>
+        <w:rPr>
+          <w:rStyle w:val="break-words"/>
+          <w:rFonts w:ascii="Segoe UI" w:hAnsi="Segoe UI" w:cs="Segoe UI"/>
+          <w:sz w:val="21"/>
+          <w:szCs w:val="21"/>
+        </w:rPr>
+        <w:t>Catalog</w:t>
+      </w:r>
+      <w:proofErr w:type="spellEnd"/>
+      <w:r>
+        <w:rPr>
+          <w:rStyle w:val="break-words"/>
+          <w:rFonts w:ascii="Segoe UI" w:hAnsi="Segoe UI" w:cs="Segoe UI"/>
+          <w:sz w:val="21"/>
+          <w:szCs w:val="21"/>
+        </w:rPr>
+        <w:t xml:space="preserve"> for Data Engineering Beginners</w:t>
+      </w:r>
+      <w:r>
+        <w:rPr>
+          <w:rFonts w:ascii="Segoe UI" w:hAnsi="Segoe UI" w:cs="Segoe UI"/>
+          <w:sz w:val="21"/>
+          <w:szCs w:val="21"/>
+        </w:rPr>
+        <w:br/>
+      </w:r>
+      <w:hyperlink r:id="rId16" w:tgtFrame="_self" w:history="1">
+        <w:r>
+          <w:rPr>
+            <w:rStyle w:val="Hyperlink"/>
+            <w:rFonts w:ascii="Segoe UI" w:hAnsi="Segoe UI" w:cs="Segoe UI"/>
+            <w:b/>
+            <w:bCs/>
+            <w:color w:val="0A66C2"/>
+            <w:sz w:val="21"/>
+            <w:szCs w:val="21"/>
+            <w:bdr w:val="none" w:sz="0" w:space="0" w:color="auto" w:frame="1"/>
+          </w:rPr>
+          <w:t>https://lnkd.in/gUqsegHn</w:t>
+        </w:r>
+      </w:hyperlink>
+      <w:r>
+        <w:rPr>
+          <w:rFonts w:ascii="Segoe UI" w:hAnsi="Segoe UI" w:cs="Segoe UI"/>
+          <w:sz w:val="21"/>
+          <w:szCs w:val="21"/>
+        </w:rPr>
+        <w:br/>
+      </w:r>
+      <w:r>
+        <w:rPr>
+          <w:rFonts w:ascii="Segoe UI" w:hAnsi="Segoe UI" w:cs="Segoe UI"/>
+          <w:sz w:val="21"/>
+          <w:szCs w:val="21"/>
+        </w:rPr>
+        <w:br/>
+      </w:r>
+      <w:r>
+        <w:rPr>
+          <w:rStyle w:val="break-words"/>
+          <w:rFonts w:ascii="Segoe UI" w:hAnsi="Segoe UI" w:cs="Segoe UI"/>
+          <w:sz w:val="21"/>
+          <w:szCs w:val="21"/>
+        </w:rPr>
+        <w:t>12. Databricks Delta Live Tables – Full Course</w:t>
+      </w:r>
+      <w:r>
+        <w:rPr>
+          <w:rFonts w:ascii="Segoe UI" w:hAnsi="Segoe UI" w:cs="Segoe UI"/>
+          <w:sz w:val="21"/>
+          <w:szCs w:val="21"/>
+        </w:rPr>
+        <w:br/>
+      </w:r>
+      <w:hyperlink r:id="rId17" w:tgtFrame="_self" w:history="1">
+        <w:r>
+          <w:rPr>
+            <w:rStyle w:val="Hyperlink"/>
+            <w:rFonts w:ascii="Segoe UI" w:hAnsi="Segoe UI" w:cs="Segoe UI"/>
+            <w:b/>
+            <w:bCs/>
+            <w:color w:val="0A66C2"/>
+            <w:sz w:val="21"/>
+            <w:szCs w:val="21"/>
+            <w:bdr w:val="none" w:sz="0" w:space="0" w:color="auto" w:frame="1"/>
+          </w:rPr>
+          <w:t>https://lnkd.in/gSV4g9xV</w:t>
+        </w:r>
+      </w:hyperlink>
+      <w:r>
+        <w:rPr>
+          <w:rFonts w:ascii="Segoe UI" w:hAnsi="Segoe UI" w:cs="Segoe UI"/>
+          <w:sz w:val="21"/>
+          <w:szCs w:val="21"/>
+        </w:rPr>
+        <w:br/>
+      </w:r>
+      <w:r>
+        <w:rPr>
+          <w:rFonts w:ascii="Segoe UI" w:hAnsi="Segoe UI" w:cs="Segoe UI"/>
+          <w:sz w:val="21"/>
+          <w:szCs w:val="21"/>
+        </w:rPr>
+        <w:br/>
+      </w:r>
+      <w:r>
+        <w:rPr>
+          <w:rStyle w:val="break-words"/>
+          <w:rFonts w:ascii="Segoe UI" w:hAnsi="Segoe UI" w:cs="Segoe UI"/>
+          <w:sz w:val="21"/>
+          <w:szCs w:val="21"/>
+        </w:rPr>
+        <w:t>13. Databricks End-to-End Data Engineering Project</w:t>
+      </w:r>
+      <w:r>
+        <w:rPr>
+          <w:rFonts w:ascii="Segoe UI" w:hAnsi="Segoe UI" w:cs="Segoe UI"/>
+          <w:sz w:val="21"/>
+          <w:szCs w:val="21"/>
+        </w:rPr>
+        <w:br/>
+      </w:r>
+      <w:hyperlink r:id="rId18" w:tgtFrame="_self" w:history="1">
+        <w:r>
+          <w:rPr>
+            <w:rStyle w:val="Hyperlink"/>
+            <w:rFonts w:ascii="Segoe UI" w:hAnsi="Segoe UI" w:cs="Segoe UI"/>
+            <w:b/>
+            <w:bCs/>
+            <w:color w:val="0A66C2"/>
+            <w:sz w:val="21"/>
+            <w:szCs w:val="21"/>
+            <w:bdr w:val="none" w:sz="0" w:space="0" w:color="auto" w:frame="1"/>
+          </w:rPr>
+          <w:t>https://lnkd.in/gghs4HkQ</w:t>
+        </w:r>
+      </w:hyperlink>
+      <w:r>
+        <w:rPr>
+          <w:rStyle w:val="white-space-pre"/>
+          <w:rFonts w:ascii="Segoe UI" w:hAnsi="Segoe UI" w:cs="Segoe UI"/>
+          <w:sz w:val="21"/>
+          <w:szCs w:val="21"/>
+        </w:rPr>
+        <w:t xml:space="preserve"> </w:t>
+      </w:r>
+      <w:r>
+        <w:rPr>
+          <w:rFonts w:ascii="Segoe UI" w:hAnsi="Segoe UI" w:cs="Segoe UI"/>
+          <w:sz w:val="21"/>
+          <w:szCs w:val="21"/>
+        </w:rPr>
+        <w:br/>
+      </w:r>
+      <w:r>
+        <w:rPr>
+          <w:rFonts w:ascii="Segoe UI" w:hAnsi="Segoe UI" w:cs="Segoe UI"/>
+          <w:sz w:val="21"/>
+          <w:szCs w:val="21"/>
+        </w:rPr>
+        <w:br/>
+      </w:r>
+      <w:r>
+        <w:rPr>
+          <w:rStyle w:val="break-words"/>
+          <w:rFonts w:ascii="Segoe UI" w:hAnsi="Segoe UI" w:cs="Segoe UI"/>
+          <w:sz w:val="21"/>
+          <w:szCs w:val="21"/>
+        </w:rPr>
+        <w:t xml:space="preserve">14. ETL with Databricks and </w:t>
+      </w:r>
+      <w:proofErr w:type="spellStart"/>
+      <w:r>
+        <w:rPr>
+          <w:rStyle w:val="break-words"/>
+          <w:rFonts w:ascii="Segoe UI" w:hAnsi="Segoe UI" w:cs="Segoe UI"/>
+          <w:sz w:val="21"/>
+          <w:szCs w:val="21"/>
+        </w:rPr>
+        <w:t>PySpark</w:t>
+      </w:r>
+      <w:proofErr w:type="spellEnd"/>
+      <w:r>
+        <w:rPr>
+          <w:rFonts w:ascii="Segoe UI" w:hAnsi="Segoe UI" w:cs="Segoe UI"/>
+          <w:sz w:val="21"/>
+          <w:szCs w:val="21"/>
+        </w:rPr>
+        <w:br/>
+      </w:r>
+      <w:hyperlink r:id="rId19" w:tgtFrame="_self" w:history="1">
+        <w:r>
+          <w:rPr>
+            <w:rStyle w:val="Hyperlink"/>
+            <w:rFonts w:ascii="Segoe UI" w:hAnsi="Segoe UI" w:cs="Segoe UI"/>
+            <w:b/>
+            <w:bCs/>
+            <w:color w:val="0A66C2"/>
+            <w:sz w:val="21"/>
+            <w:szCs w:val="21"/>
+            <w:bdr w:val="none" w:sz="0" w:space="0" w:color="auto" w:frame="1"/>
+          </w:rPr>
+          <w:t>https://lnkd.in/giBMhccX</w:t>
+        </w:r>
+      </w:hyperlink>
+      <w:r>
+        <w:rPr>
+          <w:rStyle w:val="white-space-pre"/>
+          <w:rFonts w:ascii="Segoe UI" w:hAnsi="Segoe UI" w:cs="Segoe UI"/>
+          <w:sz w:val="21"/>
+          <w:szCs w:val="21"/>
+        </w:rPr>
+        <w:t xml:space="preserve"> </w:t>
+      </w:r>
+      <w:r>
+        <w:rPr>
+          <w:rFonts w:ascii="Segoe UI" w:hAnsi="Segoe UI" w:cs="Segoe UI"/>
+          <w:sz w:val="21"/>
+          <w:szCs w:val="21"/>
+        </w:rPr>
+        <w:br/>
+      </w:r>
+      <w:r>
+        <w:rPr>
+          <w:rFonts w:ascii="Segoe UI" w:hAnsi="Segoe UI" w:cs="Segoe UI"/>
+          <w:sz w:val="21"/>
+          <w:szCs w:val="21"/>
+        </w:rPr>
+        <w:br/>
+      </w:r>
+      <w:r>
+        <w:rPr>
+          <w:rStyle w:val="break-words"/>
+          <w:rFonts w:ascii="Segoe UI" w:hAnsi="Segoe UI" w:cs="Segoe UI"/>
+          <w:sz w:val="21"/>
+          <w:szCs w:val="21"/>
+        </w:rPr>
+        <w:t>15. End-to-End Azure Databricks Data Engineering Project</w:t>
+      </w:r>
+      <w:r>
+        <w:rPr>
+          <w:rFonts w:ascii="Segoe UI" w:hAnsi="Segoe UI" w:cs="Segoe UI"/>
+          <w:sz w:val="21"/>
+          <w:szCs w:val="21"/>
+        </w:rPr>
+        <w:br/>
+      </w:r>
+      <w:hyperlink r:id="rId20" w:tgtFrame="_self" w:history="1">
+        <w:r>
+          <w:rPr>
+            <w:rStyle w:val="Hyperlink"/>
+            <w:rFonts w:ascii="Segoe UI" w:hAnsi="Segoe UI" w:cs="Segoe UI"/>
+            <w:b/>
+            <w:bCs/>
+            <w:color w:val="0A66C2"/>
+            <w:sz w:val="21"/>
+            <w:szCs w:val="21"/>
+            <w:bdr w:val="none" w:sz="0" w:space="0" w:color="auto" w:frame="1"/>
+          </w:rPr>
+          <w:t>https://lnkd.in/g_ud4qxs</w:t>
+        </w:r>
+      </w:hyperlink>
+      <w:r>
+        <w:rPr>
+          <w:rStyle w:val="white-space-pre"/>
+          <w:rFonts w:ascii="Segoe UI" w:hAnsi="Segoe UI" w:cs="Segoe UI"/>
+          <w:sz w:val="21"/>
+          <w:szCs w:val="21"/>
+        </w:rPr>
+        <w:t xml:space="preserve"> </w:t>
+      </w:r>
+      <w:r>
+        <w:rPr>
+          <w:rFonts w:ascii="Segoe UI" w:hAnsi="Segoe UI" w:cs="Segoe UI"/>
+          <w:sz w:val="21"/>
+          <w:szCs w:val="21"/>
+        </w:rPr>
+        <w:br/>
+      </w:r>
+      <w:r>
+        <w:rPr>
+          <w:rFonts w:ascii="Segoe UI" w:hAnsi="Segoe UI" w:cs="Segoe UI"/>
+          <w:sz w:val="21"/>
+          <w:szCs w:val="21"/>
+        </w:rPr>
+        <w:br/>
+      </w:r>
+      <w:r>
+        <w:rPr>
+          <w:rStyle w:val="break-words"/>
+          <w:rFonts w:ascii="Segoe UI" w:hAnsi="Segoe UI" w:cs="Segoe UI"/>
+          <w:sz w:val="21"/>
+          <w:szCs w:val="21"/>
+        </w:rPr>
+        <w:t>Do not complete these videos passively.</w:t>
+      </w:r>
+      <w:r>
+        <w:rPr>
+          <w:rFonts w:ascii="Segoe UI" w:hAnsi="Segoe UI" w:cs="Segoe UI"/>
+          <w:sz w:val="21"/>
+          <w:szCs w:val="21"/>
+        </w:rPr>
+        <w:br/>
+      </w:r>
+      <w:r>
+        <w:rPr>
+          <w:rFonts w:ascii="Segoe UI" w:hAnsi="Segoe UI" w:cs="Segoe UI"/>
+          <w:sz w:val="21"/>
+          <w:szCs w:val="21"/>
+        </w:rPr>
+        <w:br/>
+      </w:r>
+      <w:r>
+        <w:rPr>
+          <w:rStyle w:val="break-words"/>
+          <w:rFonts w:ascii="Segoe UI" w:hAnsi="Segoe UI" w:cs="Segoe UI"/>
+          <w:sz w:val="21"/>
+          <w:szCs w:val="21"/>
+        </w:rPr>
+        <w:t>Create a Databricks Free Edition workspace and practise alongside each tutorial.</w:t>
+      </w:r>
+      <w:r>
+        <w:rPr>
+          <w:rFonts w:ascii="Segoe UI" w:hAnsi="Segoe UI" w:cs="Segoe UI"/>
+          <w:sz w:val="21"/>
+          <w:szCs w:val="21"/>
+        </w:rPr>
+        <w:br/>
+      </w:r>
+      <w:r>
+        <w:rPr>
+          <w:rFonts w:ascii="Segoe UI" w:hAnsi="Segoe UI" w:cs="Segoe UI"/>
+          <w:sz w:val="21"/>
+          <w:szCs w:val="21"/>
+        </w:rPr>
+        <w:br/>
+      </w:r>
+      <w:r>
+        <w:rPr>
+          <w:rStyle w:val="break-words"/>
+          <w:rFonts w:ascii="Segoe UI" w:hAnsi="Segoe UI" w:cs="Segoe UI"/>
+          <w:sz w:val="21"/>
+          <w:szCs w:val="21"/>
+        </w:rPr>
+        <w:t>Follow</w:t>
+      </w:r>
+      <w:r>
+        <w:rPr>
+          <w:rStyle w:val="white-space-pre"/>
+          <w:rFonts w:ascii="Segoe UI" w:hAnsi="Segoe UI" w:cs="Segoe UI"/>
+          <w:sz w:val="21"/>
+          <w:szCs w:val="21"/>
+        </w:rPr>
+        <w:t xml:space="preserve"> </w:t>
+      </w:r>
+      <w:hyperlink r:id="rId21" w:history="1">
+        <w:r>
+          <w:rPr>
+            <w:rStyle w:val="Hyperlink"/>
+            <w:rFonts w:ascii="Segoe UI" w:hAnsi="Segoe UI" w:cs="Segoe UI"/>
+            <w:b/>
+            <w:bCs/>
+            <w:color w:val="0A66C2"/>
+            <w:sz w:val="21"/>
+            <w:szCs w:val="21"/>
+            <w:bdr w:val="none" w:sz="0" w:space="0" w:color="auto" w:frame="1"/>
+          </w:rPr>
+          <w:t xml:space="preserve">Sumit Gupta </w:t>
+        </w:r>
+        <w:r>
+          <w:rPr>
+            <w:rStyle w:val="Hyperlink"/>
+            <w:rFonts w:ascii="Segoe UI Emoji" w:hAnsi="Segoe UI Emoji" w:cs="Segoe UI Emoji"/>
+            <w:b/>
+            <w:bCs/>
+            <w:color w:val="0A66C2"/>
+            <w:sz w:val="21"/>
+            <w:szCs w:val="21"/>
+            <w:bdr w:val="none" w:sz="0" w:space="0" w:color="auto" w:frame="1"/>
+          </w:rPr>
+          <w:t>📊</w:t>
+        </w:r>
+      </w:hyperlink>
+      <w:r>
+        <w:rPr>
+          <w:rStyle w:val="white-space-pre"/>
+          <w:rFonts w:ascii="Segoe UI" w:hAnsi="Segoe UI" w:cs="Segoe UI"/>
+          <w:sz w:val="21"/>
+          <w:szCs w:val="21"/>
+        </w:rPr>
+        <w:t xml:space="preserve"> </w:t>
+      </w:r>
+      <w:r>
+        <w:rPr>
+          <w:rStyle w:val="break-words"/>
+          <w:rFonts w:ascii="Segoe UI" w:hAnsi="Segoe UI" w:cs="Segoe UI"/>
+          <w:sz w:val="21"/>
+          <w:szCs w:val="21"/>
+        </w:rPr>
+        <w:t>for more such insights!!</w:t>
+      </w:r>
+    </w:p>
+    <w:p>
+      <w:pPr>
+        <w:textAlignment w:val="baseline"/>
+        <w:rPr>
+          <w:rFonts w:ascii="Segoe UI" w:hAnsi="Segoe UI" w:cs="Segoe UI"/>
+        </w:rPr>
+      </w:pPr>
+      <w:r>
+        <w:rPr>
+          <w:rStyle w:val="visually-hidden"/>
+          <w:rFonts w:ascii="Segoe UI" w:hAnsi="Segoe UI" w:cs="Segoe UI"/>
+          <w:sz w:val="20"/>
+          <w:szCs w:val="20"/>
+          <w:bdr w:val="none" w:sz="0" w:space="0" w:color="auto" w:frame="1"/>
+        </w:rPr>
+        <w:t>Activate to view larger image,</w:t>
+      </w:r>
+    </w:p>
+    <w:p>
+      <w:pPr>
+        <w:textAlignment w:val="baseline"/>
+        <w:rPr>
+          <w:rFonts w:ascii="Segoe UI" w:hAnsi="Segoe UI" w:cs="Segoe UI"/>
+          <w:sz w:val="20"/>
+          <w:szCs w:val="20"/>
+        </w:rPr>
+      </w:pPr>
+      <w:r>
+        <w:rPr>
+          <w:rFonts w:ascii="Segoe UI" w:hAnsi="Segoe UI" w:cs="Segoe UI"/>
+          <w:noProof/>
+          <w:sz w:val="20"/>
+          <w:szCs w:val="20"/>
+        </w:rPr>
+        <w:drawing>
+          <wp:inline distT="0" distB="0" distL="0" distR="0" wp14:anchorId="52648C2A" wp14:editId="2223B93E">
+            <wp:extent cx="5711825" cy="3212465"/>
+            <wp:effectExtent l="0" t="0" r="3175" b="6985"/>
+            <wp:docPr id="335896437" name="Picture 1" descr="logo, company name"/>
+            <wp:cNvGraphicFramePr>
+              <a:graphicFrameLocks xmlns:a="http://schemas.openxmlformats.org/drawingml/2006/main" noChangeAspect="1"/>
+            </wp:cNvGraphicFramePr>
+            <a:graphic xmlns:a="http://schemas.openxmlformats.org/drawingml/2006/main">
+              <a:graphicData uri="http://schemas.openxmlformats.org/drawingml/2006/picture">
+                <pic:pic xmlns:pic="http://schemas.openxmlformats.org/drawingml/2006/picture">
+                  <pic:nvPicPr>
+                    <pic:cNvPr id="0" name="ember57" descr="logo, company name"/>
+                    <pic:cNvPicPr>
+                      <a:picLocks noChangeAspect="1" noChangeArrowheads="1"/>
+                    </pic:cNvPicPr>
+                  </pic:nvPicPr>
+                  <pic:blipFill>
+                    <a:blip r:embed="rId22">
+                      <a:extLst>
+                        <a:ext uri="{28A0092B-C50C-407E-A947-70E740481C1C}">
+                          <a14:useLocalDpi xmlns:a14="http://schemas.microsoft.com/office/drawing/2010/main" val="0"/>
+                        </a:ext>
+                      </a:extLst>
+                    </a:blip>
+                    <a:srcRect/>
+                    <a:stretch>
+                      <a:fillRect/>
+                    </a:stretch>
+                  </pic:blipFill>
+                  <pic:spPr bwMode="auto">
+                    <a:xfrm>
+                      <a:off x="0" y="0"/>
+                      <a:ext cx="5711825" cy="3212465"/>
+                    </a:xfrm>
+                    <a:prstGeom prst="rect">
+                      <a:avLst/>
+                    </a:prstGeom>
+                    <a:noFill/>
+                    <a:ln>
+                      <a:noFill/>
+                    </a:ln>
+                  </pic:spPr>
+                </pic:pic>
+              </a:graphicData>
+            </a:graphic>
+          </wp:inline>
+        </w:drawing>
+      </w:r>
     </w:p>
     <w:p/>
     <w:sectPr>
@@ -55,12 +1231,8 @@
 </w:document>
 </file>
 
-<file path=word/numbering.xml><?xml version="1.0" encoding="utf-8"?>
-<w:numbering xmlns:wpc="http://schemas.microsoft.com/office/word/2010/wordprocessingCanvas" xmlns:cx="http://schemas.microsoft.com/office/drawing/2014/chartex" xmlns:cx1="http://schemas.microsoft.com/office/drawing/2015/9/8/chartex" xmlns:cx2="http://schemas.microsoft.com/office/drawing/2015/10/21/chartex" xmlns:cx3="http://schemas.microsoft.com/office/drawing/2016/5/9/chartex" xmlns:cx4="http://schemas.microsoft.com/office/drawing/2016/5/10/chartex" xmlns:cx5="http://schemas.microsoft.com/office/drawing/2016/5/11/chartex" xmlns:cx6="http://schemas.microsoft.com/office/drawing/2016/5/12/chartex" xmlns:cx7="http://schemas.microsoft.com/office/drawing/2016/5/13/chartex" xmlns:cx8="http://schemas.microsoft.com/office/drawing/2016/5/14/chartex" xmlns:mc="http://schemas.openxmlformats.org/markup-compatibility/2006" xmlns:aink="http://schemas.microsoft.com/office/drawing/2016/ink" xmlns:am3d="http://schemas.microsoft.com/office/drawing/2017/model3d" xmlns:o="urn:schemas-microsoft-com:office:office" xmlns:oel="http://schemas.microsoft.com/office/2019/extlst" xmlns:r="http://schemas.openxmlformats.org/officeDocument/2006/relationships" xmlns:m="http://schemas.openxmlformats.org/officeDocument/2006/math" xmlns:v="urn:schemas-microsoft-com:vml" xmlns:wp14="http://schemas.microsoft.com/office/word/2010/wordprocessingDrawing" xmlns:wp="http://schemas.openxmlformats.org/drawingml/2006/wordprocessingDrawing" xmlns:w10="urn:schemas-microsoft-com:office:word" xmlns:w="http://schemas.openxmlformats.org/wordprocessingml/2006/main" xmlns:w14="http://schemas.microsoft.com/office/word/2010/wordml" xmlns:w15="http://schemas.microsoft.com/office/word/2012/wordml" xmlns:w16cex="http://schemas.microsoft.com/office/word/2018/wordml/cex" xmlns:w16cid="http://schemas.microsoft.com/office/word/2016/wordml/cid" xmlns:w16="http://schemas.microsoft.com/office/word/2018/wordml" xmlns:w16du="http://schemas.microsoft.com/office/word/2023/wordml/word16du" xmlns:w16sdtdh="http://schemas.microsoft.com/office/word/2020/wordml/sdtdatahash" xmlns:w16sdtfl="http://schemas.microsoft.com/office/word/2024/wordml/sdtformatlock" xmlns:w16se="http://schemas.microsoft.com/office/word/2015/wordml/symex" xmlns:wpg="http://schemas.microsoft.com/office/word/2010/wordprocessingGroup" xmlns:wpi="http://schemas.microsoft.com/office/word/2010/wordprocessingInk" xmlns:wne="http://schemas.microsoft.com/office/word/2006/wordml" xmlns:wps="http://schemas.microsoft.com/office/word/2010/wordprocessingShape" mc:Ignorable="w14 w15 w16se w16cid w16 w16cex w16sdtdh w16sdtfl w16du wp14"/>
-</file>
-
 <file path=word/styles.xml><?xml version="1.0" encoding="utf-8"?>
-<w:styles xmlns:mc="http://schemas.openxmlformats.org/markup-compatibility/2006" xmlns:r="http://schemas.openxmlformats.org/officeDocument/2006/relationships" xmlns:w="http://schemas.openxmlformats.org/wordprocessingml/2006/main" xmlns:w14="http://schemas.microsoft.com/office/word/2010/wordml" xmlns:w15="http://schemas.microsoft.com/office/word/2012/wordml" xmlns:w16cex="http://schemas.microsoft.com/office/word/2018/wordml/cex" xmlns:w16cid="http://schemas.microsoft.com/office/word/2016/wordml/cid" xmlns:w16="http://schemas.microsoft.com/office/word/2018/wordml" xmlns:w16du="http://schemas.microsoft.com/office/word/2023/wordml/word16du" xmlns:w16sdtdh="http://schemas.microsoft.com/office/word/2020/wordml/sdtdatahash" xmlns:w16sdtfl="http://schemas.microsoft.com/office/word/2024/wordml/sdtformatlock" xmlns:w16se="http://schemas.microsoft.com/office/word/2015/wordml/symex" mc:Ignorable="w14 w15 w16se w16cid w16 w16cex w16sdtdh w16sdtfl w16du">
+<w:styles xmlns:mc="http://schemas.openxmlformats.org/markup-compatibility/2006" xmlns:r="http://schemas.openxmlformats.org/officeDocument/2006/relationships" xmlns:w="http://schemas.openxmlformats.org/wordprocessingml/2006/main" xmlns:w14="http://schemas.microsoft.com/office/word/2010/wordml" xmlns:w15="http://schemas.microsoft.com/office/word/2012/wordml" xmlns:w16cex="http://schemas.microsoft.com/office/word/2018/wordml/cex" xmlns:w16cid="http://schemas.microsoft.com/office/word/2016/wordml/cid" xmlns:w16="http://schemas.microsoft.com/office/word/2018/wordml" xmlns:w16sdtdh="http://schemas.microsoft.com/office/word/2020/wordml/sdtdatahash" xmlns:w16se="http://schemas.microsoft.com/office/word/2015/wordml/symex" mc:Ignorable="w14 w15 w16se w16cid w16 w16cex w16sdtdh">
   <w:docDefaults>
     <w:rPrDefault>
       <w:rPr>
@@ -662,6 +1834,7 @@
   <w:style w:type="character" w:default="1" w:styleId="DefaultParagraphFont">
     <w:name w:val="Default Paragraph Font"/>
     <w:uiPriority w:val="1"/>
+    <w:semiHidden/>
     <w:unhideWhenUsed/>
   </w:style>
   <w:style w:type="table" w:default="1" w:styleId="TableNormal">
@@ -997,6 +2170,21 @@
       <w:color w:val="605E5C"/>
       <w:shd w:val="clear" w:color="auto" w:fill="E1DFDD"/>
     </w:rPr>
+  </w:style>
+  <w:style w:type="character" w:customStyle="1" w:styleId="break-words">
+    <w:name w:val="break-words"/>
+    <w:basedOn w:val="DefaultParagraphFont"/>
+    <w:rsid w:val="00A5072E"/>
+  </w:style>
+  <w:style w:type="character" w:customStyle="1" w:styleId="white-space-pre">
+    <w:name w:val="white-space-pre"/>
+    <w:basedOn w:val="DefaultParagraphFont"/>
+    <w:rsid w:val="00A5072E"/>
+  </w:style>
+  <w:style w:type="character" w:customStyle="1" w:styleId="visually-hidden">
+    <w:name w:val="visually-hidden"/>
+    <w:basedOn w:val="DefaultParagraphFont"/>
+    <w:rsid w:val="00A5072E"/>
   </w:style>
 </w:styles>
 </file>
